--- a/docs/srs/SRS_TrackIn_v0.3.docx
+++ b/docs/srs/SRS_TrackIn_v0.3.docx
@@ -1,6 +1,6 @@
 
 <file path=word/document.xml><?xml version="1.0" encoding="utf-8"?>
-<w:document xmlns:a="http://schemas.openxmlformats.org/drawingml/2006/main" xmlns:mc="http://schemas.openxmlformats.org/markup-compatibility/2006" xmlns:ns6="http://schemas.openxmlformats.org/drawingml/2006/picture" xmlns:ns8="http://schemas.microsoft.com/office/drawing/2010/main" xmlns:r="http://schemas.openxmlformats.org/officeDocument/2006/relationships" xmlns:w="http://schemas.openxmlformats.org/wordprocessingml/2006/main" xmlns:w14="http://schemas.microsoft.com/office/word/2010/wordml" xmlns:wp="http://schemas.openxmlformats.org/drawingml/2006/wordprocessingDrawing" xmlns:wp14="http://schemas.microsoft.com/office/word/2010/wordprocessingDrawing" mc:Ignorable="w14 w15 w16se w16cid w16 w16cex w16sdtdh w16sdtfl w16du wp14">
+<w:document xmlns:wpc="http://schemas.microsoft.com/office/word/2010/wordprocessingCanvas" xmlns:cx="http://schemas.microsoft.com/office/drawing/2014/chartex" xmlns:cx1="http://schemas.microsoft.com/office/drawing/2015/9/8/chartex" xmlns:cx2="http://schemas.microsoft.com/office/drawing/2015/10/21/chartex" xmlns:cx3="http://schemas.microsoft.com/office/drawing/2016/5/9/chartex" xmlns:cx4="http://schemas.microsoft.com/office/drawing/2016/5/10/chartex" xmlns:cx5="http://schemas.microsoft.com/office/drawing/2016/5/11/chartex" xmlns:cx6="http://schemas.microsoft.com/office/drawing/2016/5/12/chartex" xmlns:cx7="http://schemas.microsoft.com/office/drawing/2016/5/13/chartex" xmlns:cx8="http://schemas.microsoft.com/office/drawing/2016/5/14/chartex" xmlns:mc="http://schemas.openxmlformats.org/markup-compatibility/2006" xmlns:aink="http://schemas.microsoft.com/office/drawing/2016/ink" xmlns:am3d="http://schemas.microsoft.com/office/drawing/2017/model3d" xmlns:o="urn:schemas-microsoft-com:office:office" xmlns:oel="http://schemas.microsoft.com/office/2019/extlst" xmlns:r="http://schemas.openxmlformats.org/officeDocument/2006/relationships" xmlns:m="http://schemas.openxmlformats.org/officeDocument/2006/math" xmlns:v="urn:schemas-microsoft-com:vml" xmlns:wp14="http://schemas.microsoft.com/office/word/2010/wordprocessingDrawing" xmlns:wp="http://schemas.openxmlformats.org/drawingml/2006/wordprocessingDrawing" xmlns:w10="urn:schemas-microsoft-com:office:word" xmlns:w="http://schemas.openxmlformats.org/wordprocessingml/2006/main" xmlns:w14="http://schemas.microsoft.com/office/word/2010/wordml" xmlns:w15="http://schemas.microsoft.com/office/word/2012/wordml" xmlns:w16cei="http://schemas.microsoft.com/office/word/2026/wordml/cei" xmlns:w16cex="http://schemas.microsoft.com/office/word/2018/wordml/cex" xmlns:w16cid="http://schemas.microsoft.com/office/word/2016/wordml/cid" xmlns:w16="http://schemas.microsoft.com/office/word/2018/wordml" xmlns:w16du="http://schemas.microsoft.com/office/word/2023/wordml/word16du" xmlns:w16sdtdh="http://schemas.microsoft.com/office/word/2020/wordml/sdtdatahash" xmlns:w16sdtfl="http://schemas.microsoft.com/office/word/2024/wordml/sdtformatlock" xmlns:w16se="http://schemas.microsoft.com/office/word/2015/wordml/symex" xmlns:wpg="http://schemas.microsoft.com/office/word/2010/wordprocessingGroup" xmlns:wpi="http://schemas.microsoft.com/office/word/2010/wordprocessingInk" xmlns:wne="http://schemas.microsoft.com/office/word/2006/wordml" xmlns:wps="http://schemas.microsoft.com/office/word/2010/wordprocessingShape" mc:Ignorable="w14 w15 w16se w16cid w16 w16cex w16sdtdh w16sdtfl w16du wp14">
   <w:body>
     <w:p>
       <w:pPr>
@@ -34,22 +34,22 @@
             <wp:effectExtent l="0" t="0" r="0" b="0"/>
             <wp:docPr id="1206244096" name="Imagen 1"/>
             <wp:cNvGraphicFramePr>
-              <a:graphicFrameLocks noChangeAspect="1"/>
+              <a:graphicFrameLocks xmlns:a="http://schemas.openxmlformats.org/drawingml/2006/main" noChangeAspect="1"/>
             </wp:cNvGraphicFramePr>
-            <a:graphic>
+            <a:graphic xmlns:a="http://schemas.openxmlformats.org/drawingml/2006/main">
               <a:graphicData uri="http://schemas.openxmlformats.org/drawingml/2006/picture">
-                <ns6:pic>
-                  <ns6:nvPicPr>
-                    <ns6:cNvPr id="0" name="Picture 1"/>
-                    <ns6:cNvPicPr>
+                <pic:pic xmlns:pic="http://schemas.openxmlformats.org/drawingml/2006/picture">
+                  <pic:nvPicPr>
+                    <pic:cNvPr id="0" name="Picture 1"/>
+                    <pic:cNvPicPr>
                       <a:picLocks noChangeAspect="1" noChangeArrowheads="1"/>
-                    </ns6:cNvPicPr>
-                  </ns6:nvPicPr>
-                  <ns6:blipFill>
+                    </pic:cNvPicPr>
+                  </pic:nvPicPr>
+                  <pic:blipFill>
                     <a:blip r:embed="rId7" cstate="print">
                       <a:extLst>
                         <a:ext uri="{28A0092B-C50C-407E-A947-70E740481C1C}">
-                          <ns8:useLocalDpi val="0"/>
+                          <a14:useLocalDpi xmlns:a14="http://schemas.microsoft.com/office/drawing/2010/main" val="0"/>
                         </a:ext>
                       </a:extLst>
                     </a:blip>
@@ -57,8 +57,8 @@
                     <a:stretch>
                       <a:fillRect/>
                     </a:stretch>
-                  </ns6:blipFill>
-                  <ns6:spPr bwMode="auto">
+                  </pic:blipFill>
+                  <pic:spPr bwMode="auto">
                     <a:xfrm>
                       <a:off x="0" y="0"/>
                       <a:ext cx="4398894" cy="1022231"/>
@@ -70,8 +70,8 @@
                     <a:ln>
                       <a:noFill/>
                     </a:ln>
-                  </ns6:spPr>
-                </ns6:pic>
+                  </pic:spPr>
+                </pic:pic>
               </a:graphicData>
             </a:graphic>
           </wp:inline>
@@ -1234,7 +1234,7 @@
                 <w:sz w:val="20"/>
                 <w:szCs w:val="20"/>
               </w:rPr>
-              <w:t xml:space="preserve">v0.3</w:t>
+              <w:t>v0.3</w:t>
             </w:r>
           </w:p>
         </w:tc>
@@ -1262,7 +1262,7 @@
                 <w:sz w:val="20"/>
                 <w:szCs w:val="20"/>
               </w:rPr>
-              <w:t xml:space="preserve">20 de agosto de 2026</w:t>
+              <w:t>20 de agosto de 2026</w:t>
             </w:r>
           </w:p>
         </w:tc>
@@ -1290,7 +1290,7 @@
                 <w:sz w:val="20"/>
                 <w:szCs w:val="20"/>
               </w:rPr>
-              <w:t xml:space="preserve">Mariano Mayorga</w:t>
+              <w:t>Mariano Mayorga</w:t>
             </w:r>
           </w:p>
         </w:tc>
@@ -1318,7 +1318,7 @@
                 <w:sz w:val="20"/>
                 <w:szCs w:val="20"/>
               </w:rPr>
-              <w:t xml:space="preserve">Actualizado post-spikes técnicos. Incorpora los hallazgos de los spikes TG-10 (AISStream) y TG-11 (OpenSky Network): limitación de cobertura AIS en la costa caribe de Costa Rica, reformulación del modelo de consulta marítimo, política de reconexión y contrato de errores. Se incorpora la regla RN-16 de estimación de la ETA a partir de la posición y se revisa RN-05 para inferir el arribo por proximidad geográfica, ambas definidas por el supervisor de empresa.</w:t>
+              <w:t>Actualizado post-spikes técnicos. Incorpora los hallazgos de los spikes TG-10 (AISStream) y TG-11 (OpenSky Network): limitación de cobertura AIS en la costa caribe de Costa Rica, reformulación del modelo de consulta marítimo, política de reconexión y contrato de errores. Se incorpora la regla RN-16 de estimación de la ETA a partir de la posición y se revisa RN-05 para inferir el arribo por proximidad geográfica, ambas definidas por el supervisor de empresa.</w:t>
             </w:r>
           </w:p>
         </w:tc>
@@ -1380,6 +1380,7 @@
         <w:alias w:val="Contenido"/>
         <w:id w:val="-1190601421"/>
       </w:sdtPr>
+      <w:sdtEndPr/>
       <w:sdtContent>
         <w:p>
           <w:pPr>
@@ -7166,7 +7167,27 @@
                 <w:sz w:val="20"/>
                 <w:szCs w:val="20"/>
               </w:rPr>
-              <w:t>Application Programming Interface. Interfaz que permite la comunicación entre sistemas de software.</w:t>
+              <w:t xml:space="preserve">Application Programming </w:t>
+            </w:r>
+            <w:proofErr w:type="gramStart"/>
+            <w:r>
+              <w:rPr>
+                <w:rFonts w:ascii="Times New Roman" w:hAnsi="Times New Roman" w:cs="Times New Roman"/>
+                <w:color w:val="auto"/>
+                <w:sz w:val="20"/>
+                <w:szCs w:val="20"/>
+              </w:rPr>
+              <w:t>Interface</w:t>
+            </w:r>
+            <w:proofErr w:type="gramEnd"/>
+            <w:r>
+              <w:rPr>
+                <w:rFonts w:ascii="Times New Roman" w:hAnsi="Times New Roman" w:cs="Times New Roman"/>
+                <w:color w:val="auto"/>
+                <w:sz w:val="20"/>
+                <w:szCs w:val="20"/>
+              </w:rPr>
+              <w:t>. Interfaz que permite la comunicación entre sistemas de software.</w:t>
             </w:r>
           </w:p>
         </w:tc>
@@ -8216,14 +8237,25 @@
                 <w:color w:val="auto"/>
               </w:rPr>
             </w:pPr>
-            <w:r>
-              <w:rPr>
-                <w:rFonts w:ascii="Times New Roman" w:hAnsi="Times New Roman" w:cs="Times New Roman"/>
-                <w:color w:val="auto"/>
-                <w:sz w:val="20"/>
-                <w:szCs w:val="20"/>
-              </w:rPr>
-              <w:t>Single Sign-On. Autenticación única corporativa.</w:t>
+            <w:proofErr w:type="gramStart"/>
+            <w:r>
+              <w:rPr>
+                <w:rFonts w:ascii="Times New Roman" w:hAnsi="Times New Roman" w:cs="Times New Roman"/>
+                <w:color w:val="auto"/>
+                <w:sz w:val="20"/>
+                <w:szCs w:val="20"/>
+              </w:rPr>
+              <w:t>Single</w:t>
+            </w:r>
+            <w:proofErr w:type="gramEnd"/>
+            <w:r>
+              <w:rPr>
+                <w:rFonts w:ascii="Times New Roman" w:hAnsi="Times New Roman" w:cs="Times New Roman"/>
+                <w:color w:val="auto"/>
+                <w:sz w:val="20"/>
+                <w:szCs w:val="20"/>
+              </w:rPr>
+              <w:t xml:space="preserve"> Sign-On. Autenticación única corporativa.</w:t>
             </w:r>
           </w:p>
         </w:tc>
@@ -8759,7 +8791,23 @@
           <w:rFonts w:ascii="Times New Roman" w:hAnsi="Times New Roman" w:cs="Times New Roman"/>
           <w:color w:val="auto"/>
         </w:rPr>
-        <w:t>Administración del maestro de destinos y sus lead times asociados.</w:t>
+        <w:t xml:space="preserve">Administración del maestro de destinos y </w:t>
+      </w:r>
+      <w:proofErr w:type="gramStart"/>
+      <w:r>
+        <w:rPr>
+          <w:rFonts w:ascii="Times New Roman" w:hAnsi="Times New Roman" w:cs="Times New Roman"/>
+          <w:color w:val="auto"/>
+        </w:rPr>
+        <w:t>sus lead</w:t>
+      </w:r>
+      <w:proofErr w:type="gramEnd"/>
+      <w:r>
+        <w:rPr>
+          <w:rFonts w:ascii="Times New Roman" w:hAnsi="Times New Roman" w:cs="Times New Roman"/>
+          <w:color w:val="auto"/>
+        </w:rPr>
+        <w:t xml:space="preserve"> times asociados.</w:t>
       </w:r>
     </w:p>
     <w:p>
@@ -9618,7 +9666,15 @@
           <w:rFonts w:ascii="Times New Roman" w:hAnsi="Times New Roman" w:cs="Times New Roman"/>
           <w:color w:val="auto"/>
         </w:rPr>
-        <w:t xml:space="preserve">Las APIs de rastreo empleadas son gratuitas y carecen de acuerdo de nivel de servicio. Su cobertura es incompleta, y los spikes técnicos del Sprint 2 precisaron dónde: no depende tanto de la distancia a la costa como de la existencia de receptores en la zona. Se verificó que el plan gratuito de AISStream no dispone de cobertura sobre la costa caribe de Costa Rica ni de Nicaragua, incluido el puerto de Moín, mientras sí la ofrece en zonas de mar abierto próximas a receptores activos. El Anexo C.4 detalla la medición. En consecuencia, el arribo a destino de un embarque marítimo no puede confirmarse con la fuente gratuita y se resuelve conforme a RN-05.</w:t>
+        <w:t xml:space="preserve">Las APIs de rastreo empleadas son gratuitas y carecen de acuerdo de nivel de servicio. Su cobertura es incompleta, y los spikes técnicos del Sprint 2 precisaron dónde: no depende tanto de la distancia a la costa como de la existencia de receptores en la zona. Se verificó que el plan gratuito de AISStream no dispone de cobertura sobre la costa caribe de Costa Rica ni de Nicaragua, incluido el puerto de Moín, mientras sí la ofrece en zonas de mar abierto próximas a receptores activos. El Anexo C.4 </w:t>
+      </w:r>
+      <w:r>
+        <w:rPr>
+          <w:rFonts w:ascii="Times New Roman" w:hAnsi="Times New Roman" w:cs="Times New Roman"/>
+          <w:color w:val="auto"/>
+        </w:rPr>
+        <w:lastRenderedPageBreak/>
+        <w:t>detalla la medición. En consecuencia, el arribo a destino de un embarque marítimo no puede confirmarse con la fuente gratuita y se resuelve conforme a RN-05.</w:t>
       </w:r>
     </w:p>
     <w:p>
@@ -9662,7 +9718,6 @@
           <w:rFonts w:ascii="Times New Roman" w:hAnsi="Times New Roman" w:cs="Times New Roman"/>
           <w:color w:val="auto"/>
         </w:rPr>
-        <w:lastRenderedPageBreak/>
         <w:t>La nave consignada en el conocimiento de embarque no es necesariamente la que arriba a destino. Los transbordos en puertos intermedios son habituales en las rutas de Gutis y sólo los notifica el transportista, por lo que la vigencia del identificador de nave depende de su actualización manual por parte de Logística.</w:t>
       </w:r>
     </w:p>
@@ -9787,7 +9842,23 @@
           <w:rFonts w:ascii="Times New Roman" w:hAnsi="Times New Roman" w:cs="Times New Roman"/>
           <w:color w:val="auto"/>
         </w:rPr>
-        <w:t>Se asume que el equipo de Logística puede definir y mantener los lead times por destino con precisión suficiente para que la fecha proyectada sea accionable.</w:t>
+        <w:t xml:space="preserve">Se asume que el equipo de Logística puede definir y mantener </w:t>
+      </w:r>
+      <w:proofErr w:type="gramStart"/>
+      <w:r>
+        <w:rPr>
+          <w:rFonts w:ascii="Times New Roman" w:hAnsi="Times New Roman" w:cs="Times New Roman"/>
+          <w:color w:val="auto"/>
+        </w:rPr>
+        <w:t>los lead</w:t>
+      </w:r>
+      <w:proofErr w:type="gramEnd"/>
+      <w:r>
+        <w:rPr>
+          <w:rFonts w:ascii="Times New Roman" w:hAnsi="Times New Roman" w:cs="Times New Roman"/>
+          <w:color w:val="auto"/>
+        </w:rPr>
+        <w:t xml:space="preserve"> times por destino con precisión suficiente para que la fecha proyectada sea accionable.</w:t>
       </w:r>
     </w:p>
     <w:p>
@@ -9809,7 +9880,23 @@
           <w:rFonts w:ascii="Times New Roman" w:hAnsi="Times New Roman" w:cs="Times New Roman"/>
           <w:color w:val="auto"/>
         </w:rPr>
-        <w:t xml:space="preserve">Se asume que las APIs gratuitas de AISStream y OpenSky Network mantendrán su disponibilidad y sus condiciones de uso durante el período de la práctica. Este supuesto está bajo observación: desde el 19 de agosto de 2026 la cuenta de AISStream acepta la clave de API pero no entrega mensajes, sin que medie rechazo de credencial ni bloqueo de red. La causa más probable es un tope del plan gratuito. Mientras no se resuelva, el desarrollo del módulo marítimo se apoya en los datos capturados durante el spike TG-10.</w:t>
+        <w:t xml:space="preserve">Se asume que las APIs gratuitas de AISStream y OpenSky Network mantendrán su disponibilidad y sus condiciones de uso durante el período de la práctica. Este supuesto está bajo observación: desde el 19 de agosto de 2026 la cuenta de AISStream acepta la clave de </w:t>
+      </w:r>
+      <w:proofErr w:type="gramStart"/>
+      <w:r>
+        <w:rPr>
+          <w:rFonts w:ascii="Times New Roman" w:hAnsi="Times New Roman" w:cs="Times New Roman"/>
+          <w:color w:val="auto"/>
+        </w:rPr>
+        <w:t>API</w:t>
+      </w:r>
+      <w:proofErr w:type="gramEnd"/>
+      <w:r>
+        <w:rPr>
+          <w:rFonts w:ascii="Times New Roman" w:hAnsi="Times New Roman" w:cs="Times New Roman"/>
+          <w:color w:val="auto"/>
+        </w:rPr>
+        <w:t xml:space="preserve"> pero no entrega mensajes, sin que medie rechazo de credencial ni bloqueo de red. La causa más probable es un tope del plan gratuito. Mientras no se resuelva, el desarrollo del módulo marítimo se apoya en los datos capturados durante el spike TG-10.</w:t>
       </w:r>
     </w:p>
     <w:p>
@@ -9882,34 +9969,6 @@
           <w:color w:val="auto"/>
         </w:rPr>
         <w:t xml:space="preserve"> junto con un entorno de pruebas y una respuesta de ejemplo, antes del inicio del Sprint 3.</w:t>
-      </w:r>
-    </w:p>
-    <w:p>
-      <w:pPr>
-        <w:shd w:val="clear" w:color="auto" w:fill="FFF2CC"/>
-        <w:spacing w:before="100" w:after="140"/>
-        <w:rPr>
-          <w:rFonts w:ascii="Times New Roman" w:hAnsi="Times New Roman" w:cs="Times New Roman"/>
-          <w:color w:val="auto"/>
-        </w:rPr>
-      </w:pPr>
-      <w:r>
-        <w:rPr>
-          <w:rFonts w:ascii="Times New Roman" w:hAnsi="Times New Roman" w:cs="Times New Roman"/>
-          <w:b/>
-          <w:bCs/>
-          <w:color w:val="auto"/>
-        </w:rPr>
-        <w:t xml:space="preserve">[PENDIENTE ESPECIFICACIÓN DE LA API DE SAP] </w:t>
-      </w:r>
-      <w:r>
-        <w:rPr>
-          <w:rFonts w:ascii="Times New Roman" w:hAnsi="Times New Roman" w:cs="Times New Roman"/>
-          <w:i/>
-          <w:iCs/>
-          <w:color w:val="auto"/>
-        </w:rPr>
-        <w:t>El conjunto exacto de campos que expondrá el servicio de SAP, su mecanismo de autenticación y el volumen típico de pedidos en tránsito dependen de recibir esa especificación del Centro de Competencias. El Anexo B queda pendiente de esta información.</w:t>
       </w:r>
     </w:p>
     <w:p>
@@ -10271,7 +10330,27 @@
                 <w:sz w:val="20"/>
                 <w:szCs w:val="20"/>
               </w:rPr>
-              <w:t>Asociar cada pedido a su identificador de rastreo externo. Mantener el maestro de destinos y sus lead times. Confirmar manualmente el desembarco. Registrar observaciones logísticas.</w:t>
+              <w:t xml:space="preserve">Asociar cada pedido a su identificador de rastreo externo. Mantener el maestro de destinos y </w:t>
+            </w:r>
+            <w:proofErr w:type="gramStart"/>
+            <w:r>
+              <w:rPr>
+                <w:rFonts w:ascii="Times New Roman" w:hAnsi="Times New Roman" w:cs="Times New Roman"/>
+                <w:color w:val="auto"/>
+                <w:sz w:val="20"/>
+                <w:szCs w:val="20"/>
+              </w:rPr>
+              <w:t>sus lead</w:t>
+            </w:r>
+            <w:proofErr w:type="gramEnd"/>
+            <w:r>
+              <w:rPr>
+                <w:rFonts w:ascii="Times New Roman" w:hAnsi="Times New Roman" w:cs="Times New Roman"/>
+                <w:color w:val="auto"/>
+                <w:sz w:val="20"/>
+                <w:szCs w:val="20"/>
+              </w:rPr>
+              <w:t xml:space="preserve"> times. Confirmar manualmente el desembarco. Registrar observaciones logísticas.</w:t>
             </w:r>
           </w:p>
         </w:tc>
@@ -10666,14 +10745,25 @@
                 <w:color w:val="auto"/>
               </w:rPr>
             </w:pPr>
-            <w:r>
-              <w:rPr>
-                <w:rFonts w:ascii="Times New Roman" w:hAnsi="Times New Roman" w:cs="Times New Roman"/>
-                <w:color w:val="auto"/>
-                <w:sz w:val="20"/>
-                <w:szCs w:val="20"/>
-              </w:rPr>
-              <w:t>API abierta de rastreo de vuelos con datos ADS-B.</w:t>
+            <w:proofErr w:type="gramStart"/>
+            <w:r>
+              <w:rPr>
+                <w:rFonts w:ascii="Times New Roman" w:hAnsi="Times New Roman" w:cs="Times New Roman"/>
+                <w:color w:val="auto"/>
+                <w:sz w:val="20"/>
+                <w:szCs w:val="20"/>
+              </w:rPr>
+              <w:t>API abierta</w:t>
+            </w:r>
+            <w:proofErr w:type="gramEnd"/>
+            <w:r>
+              <w:rPr>
+                <w:rFonts w:ascii="Times New Roman" w:hAnsi="Times New Roman" w:cs="Times New Roman"/>
+                <w:color w:val="auto"/>
+                <w:sz w:val="20"/>
+                <w:szCs w:val="20"/>
+              </w:rPr>
+              <w:t xml:space="preserve"> de rastreo de vuelos con datos ADS-B.</w:t>
             </w:r>
           </w:p>
         </w:tc>
@@ -11758,7 +11848,6 @@
                 <w:sz w:val="20"/>
                 <w:szCs w:val="20"/>
               </w:rPr>
-              <w:lastRenderedPageBreak/>
               <w:t>Actor principal</w:t>
             </w:r>
           </w:p>
@@ -13373,7 +13462,7 @@
                 <w:sz w:val="20"/>
                 <w:szCs w:val="20"/>
               </w:rPr>
-              <w:t xml:space="preserve">El sistema debe establecer y mantener una suscripción WebSocket persistente con el servicio AISStream para recibir reportes de posición de embarcaciones, filtrando por áreas geográficas que cubran las naves asociadas a pedidos activos. De cada reporte debe extraer MMSI, latitud, longitud, velocidad sobre tierra y rumbo. Los datos que vinculan la nave con su viaje —IMO, nombre, destino y ETA declarada— viajan únicamente en los mensajes ShipStaticData, que representan alrededor del 12% del tráfico, por lo que deben persistirse por separado y no esperarse en cada reporte de posición. La suscripción debe dirigirse a los tramos de la ruta con cobertura verificada; el área del puerto de destino carece de ella conforme al Anexo C.4.</w:t>
+              <w:t>El sistema debe establecer y mantener una suscripción WebSocket persistente con el servicio AISStream para recibir reportes de posición de embarcaciones, filtrando por áreas geográficas que cubran las naves asociadas a pedidos activos. De cada reporte debe extraer MMSI, latitud, longitud, velocidad sobre tierra y rumbo. Los datos que vinculan la nave con su viaje —IMO, nombre, destino y ETA declarada— viajan únicamente en los mensajes ShipStaticData, que representan alrededor del 12% del tráfico, por lo que deben persistirse por separado y no esperarse en cada reporte de posición. La suscripción debe dirigirse a los tramos de la ruta con cobertura verificada; el área del puerto de destino carece de ella conforme al Anexo C.4.</w:t>
             </w:r>
           </w:p>
         </w:tc>
@@ -14107,6 +14196,7 @@
           <w:bCs/>
           <w:color w:val="auto"/>
         </w:rPr>
+        <w:lastRenderedPageBreak/>
         <w:t>RF-08: Programación de consultas periódicas</w:t>
       </w:r>
     </w:p>
@@ -14187,7 +14277,7 @@
                 <w:sz w:val="20"/>
                 <w:szCs w:val="20"/>
               </w:rPr>
-              <w:t xml:space="preserve">El sistema debe mantener actualizadas las posiciones de los pedidos activos de forma desatendida, con un modelo de obtención diferenciado por vía de transporte, porque las dos fuentes no operan igual. La vía marítima se resuelve mediante una suscripción persistente que el servidor alimenta por iniciativa propia, de modo que no procede fijarle una frecuencia de consulta: lo parametrizable son las áreas suscritas, la política de reconexión y el submuestreo previo a la persistencia. La vía aérea se resuelve por sondeo periódico, cuyo límite lo impone la cuota diaria y no la frescura del dato: se midió un refresco real del servidor de unos siete segundos frente a una cuota de 4000 créditos diarios, lo que sostiene un intervalo de 31 segundos en operación continua o de 10 segundos si el sondeo se restringe a una ventana diaria de ocho horas. Ambos modelos deben ser parametrizables sin modificar el código fuente.</w:t>
+              <w:t>El sistema debe mantener actualizadas las posiciones de los pedidos activos de forma desatendida, con un modelo de obtención diferenciado por vía de transporte, porque las dos fuentes no operan igual. La vía marítima se resuelve mediante una suscripción persistente que el servidor alimenta por iniciativa propia, de modo que no procede fijarle una frecuencia de consulta: lo parametrizable son las áreas suscritas, la política de reconexión y el submuestreo previo a la persistencia. La vía aérea se resuelve por sondeo periódico, cuyo límite lo impone la cuota diaria y no la frescura del dato: se midió un refresco real del servidor de unos siete segundos frente a una cuota de 4000 créditos diarios, lo que sostiene un intervalo de 31 segundos en operación continua o de 10 segundos si el sondeo se restringe a una ventana diaria de ocho horas. Ambos modelos deben ser parametrizables sin modificar el código fuente.</w:t>
             </w:r>
           </w:p>
         </w:tc>
@@ -14220,7 +14310,6 @@
                 <w:sz w:val="20"/>
                 <w:szCs w:val="20"/>
               </w:rPr>
-              <w:lastRenderedPageBreak/>
               <w:t>Actor principal</w:t>
             </w:r>
           </w:p>
@@ -14595,7 +14684,7 @@
                 <w:sz w:val="20"/>
                 <w:szCs w:val="20"/>
               </w:rPr>
-              <w:t xml:space="preserve">El sistema debe tolerar la indisponibilidad temporal de las APIs externas sin degradar la consulta del dashboard. Ante un fallo debe aplicar reintentos con espera exponencial creciente, partiendo de un segundo y con techo de sesenta, registrar el error y conservar el último dato válido conocido señalando su antigüedad. La detección de conexión muerta en la vía marítima debe apoyarse en el mecanismo de ping y pong del protocolo WebSocket, y nunca en la ausencia de mensajes: como el área del puerto de destino carece de cobertura, el silencio prolongado es el comportamiento esperado y un vigilante basado en ausencia de datos entraría en un ciclo de reconexión indefinido. El cierre de la conexión debe ejecutarse abortando el transporte y no esperando el cierre negociado, que no completa cuando el servidor mantiene un volumen alto de emisión. Un cierre inmediato posterior al establecimiento de la conexión debe tratarse como problema de credencial y no como caída transitoria.</w:t>
+              <w:t>El sistema debe tolerar la indisponibilidad temporal de las APIs externas sin degradar la consulta del dashboard. Ante un fallo debe aplicar reintentos con espera exponencial creciente, partiendo de un segundo y con techo de sesenta, registrar el error y conservar el último dato válido conocido señalando su antigüedad. La detección de conexión muerta en la vía marítima debe apoyarse en el mecanismo de ping y pong del protocolo WebSocket, y nunca en la ausencia de mensajes: como el área del puerto de destino carece de cobertura, el silencio prolongado es el comportamiento esperado y un vigilante basado en ausencia de datos entraría en un ciclo de reconexión indefinido. El cierre de la conexión debe ejecutarse abortando el transporte y no esperando el cierre negociado, que no completa cuando el servidor mantiene un volumen alto de emisión. Un cierre inmediato posterior al establecimiento de la conexión debe tratarse como problema de credencial y no como caída transitoria.</w:t>
             </w:r>
           </w:p>
         </w:tc>
@@ -14920,6 +15009,7 @@
           <w:rFonts w:ascii="Times New Roman" w:hAnsi="Times New Roman" w:cs="Times New Roman"/>
           <w:color w:val="auto"/>
         </w:rPr>
+        <w:lastRenderedPageBreak/>
         <w:t>4.3 Cálculo automático de estados logísticos</w:t>
       </w:r>
       <w:bookmarkEnd w:id="18"/>
@@ -15347,7 +15437,6 @@
           <w:bCs/>
           <w:color w:val="auto"/>
         </w:rPr>
-        <w:lastRenderedPageBreak/>
         <w:t>RF-11: Determinación del estado logístico</w:t>
       </w:r>
     </w:p>
@@ -15428,7 +15517,7 @@
                 <w:sz w:val="20"/>
                 <w:szCs w:val="20"/>
               </w:rPr>
-              <w:t xml:space="preserve">El sistema debe determinar automáticamente el estado logístico de cada pedido conforme al esquema de semáforo definido en las reglas RN-02 a RN-10, RN-15 y RN-16, comparando la fecha proyectada de disponibilidad contra la fecha de entrega comprometida y considerando la etapa del viaje reportada por la fuente externa o inferida por proximidad conforme a RN-05.</w:t>
+              <w:t>El sistema debe determinar automáticamente el estado logístico de cada pedido conforme al esquema de semáforo definido en las reglas RN-02 a RN-10, RN-15 y RN-16, comparando la fecha proyectada de disponibilidad contra la fecha de entrega comprometida y considerando la etapa del viaje reportada por la fuente externa o inferida por proximidad conforme a RN-05.</w:t>
             </w:r>
           </w:p>
         </w:tc>
@@ -16160,6 +16249,7 @@
           <w:rFonts w:ascii="Times New Roman" w:hAnsi="Times New Roman" w:cs="Times New Roman"/>
           <w:color w:val="auto"/>
         </w:rPr>
+        <w:lastRenderedPageBreak/>
         <w:t xml:space="preserve">4.4 Confirmación manual de </w:t>
       </w:r>
       <w:bookmarkEnd w:id="19"/>
@@ -16594,7 +16684,6 @@
           <w:bCs/>
           <w:color w:val="auto"/>
         </w:rPr>
-        <w:lastRenderedPageBreak/>
         <w:t>RF-14: Auditoría de confirmaciones y ajustes manuales</w:t>
       </w:r>
     </w:p>
@@ -17265,7 +17354,17 @@
                 <w:sz w:val="20"/>
                 <w:szCs w:val="20"/>
               </w:rPr>
-              <w:t>El pedido registra su fecha de recepción en planta y transita al estado Cerrado. El sistema suspende las consultas automáticas a las APIs externas para ese pedido. El pedido deja de computarse entre los pedidos activos de la cinta de KPIs. La intervención queda auditada conforme a RF-14.</w:t>
+              <w:t xml:space="preserve">El pedido registra su fecha de recepción en planta y transita al estado Cerrado. El sistema suspende las consultas automáticas a las APIs externas para ese pedido. El </w:t>
+            </w:r>
+            <w:r>
+              <w:rPr>
+                <w:rFonts w:ascii="Times New Roman" w:hAnsi="Times New Roman" w:cs="Times New Roman"/>
+                <w:color w:val="auto"/>
+                <w:sz w:val="20"/>
+                <w:szCs w:val="20"/>
+              </w:rPr>
+              <w:lastRenderedPageBreak/>
+              <w:t>pedido deja de computarse entre los pedidos activos de la cinta de KPIs. La intervención queda auditada conforme a RF-14.</w:t>
             </w:r>
           </w:p>
         </w:tc>
@@ -17644,7 +17743,6 @@
                 <w:sz w:val="20"/>
                 <w:szCs w:val="20"/>
               </w:rPr>
-              <w:lastRenderedPageBreak/>
               <w:t>Postcondiciones</w:t>
             </w:r>
           </w:p>
@@ -18355,6 +18453,7 @@
                 <w:sz w:val="20"/>
                 <w:szCs w:val="20"/>
               </w:rPr>
+              <w:lastRenderedPageBreak/>
               <w:t>Actor principal</w:t>
             </w:r>
           </w:p>
@@ -18945,7 +19044,6 @@
                 <w:sz w:val="20"/>
                 <w:szCs w:val="20"/>
               </w:rPr>
-              <w:lastRenderedPageBreak/>
               <w:t>Prioridad</w:t>
             </w:r>
           </w:p>
@@ -19871,6 +19969,7 @@
           <w:bCs/>
           <w:color w:val="auto"/>
         </w:rPr>
+        <w:lastRenderedPageBreak/>
         <w:t>RF-19: Sistema de filtros transversales</w:t>
       </w:r>
     </w:p>
@@ -20278,7 +20377,6 @@
           <w:bCs/>
           <w:color w:val="auto"/>
         </w:rPr>
-        <w:lastRenderedPageBreak/>
         <w:t>RF-20: Indicación de frescura de los datos</w:t>
       </w:r>
     </w:p>
@@ -21225,6 +21323,7 @@
                 <w:sz w:val="20"/>
                 <w:szCs w:val="20"/>
               </w:rPr>
+              <w:lastRenderedPageBreak/>
               <w:t>Actor principal</w:t>
             </w:r>
           </w:p>
@@ -21537,7 +21636,6 @@
           <w:bCs/>
           <w:color w:val="auto"/>
         </w:rPr>
-        <w:lastRenderedPageBreak/>
         <w:t>RF-23: Mantenimiento del maestro de destinos</w:t>
       </w:r>
     </w:p>
@@ -22512,7 +22610,7 @@
           <w:rFonts w:ascii="Times New Roman" w:hAnsi="Times New Roman" w:cs="Times New Roman"/>
           <w:color w:val="auto"/>
         </w:rPr>
-        <w:t xml:space="preserve">Los spikes técnicos aportaron además cifras medidas contra las fuentes reales, que sirven de insumo para dimensionar RNF-01 y RNF-03. Una consulta de posiciones a la API aérea se resolvió entre 780 y 915 milisegundos, y la obtención del token de autenticación en torno a 1000 milisegundos, con una vigencia de treinta minutos que obliga a renovarlo de forma proactiva. La antigüedad mediana de las posiciones recibidas fue de dos segundos. Dado que una sola consulta externa puede consumir cerca de un segundo, y que RNF-01 fija un techo de tres segundos para la vista completa, se confirma que las consultas a las fuentes externas no pueden ejecutarse dentro del ciclo de petición del usuario, tal como ya exige RNF-03.</w:t>
+        <w:t>Los spikes técnicos aportaron además cifras medidas contra las fuentes reales, que sirven de insumo para dimensionar RNF-01 y RNF-03. Una consulta de posiciones a la API aérea se resolvió entre 780 y 915 milisegundos, y la obtención del token de autenticación en torno a 1000 milisegundos, con una vigencia de treinta minutos que obliga a renovarlo de forma proactiva. La antigüedad mediana de las posiciones recibidas fue de dos segundos. Dado que una sola consulta externa puede consumir cerca de un segundo, y que RNF-01 fija un techo de tres segundos para la vista completa, se confirma que las consultas a las fuentes externas no pueden ejecutarse dentro del ciclo de petición del usuario, tal como ya exige RNF-03.</w:t>
       </w:r>
     </w:p>
     <w:p>
@@ -22671,6 +22769,7 @@
           <w:bCs/>
           <w:color w:val="auto"/>
         </w:rPr>
+        <w:lastRenderedPageBreak/>
         <w:t xml:space="preserve">RNF-08. </w:t>
       </w:r>
       <w:r>
@@ -22749,7 +22848,6 @@
           <w:bCs/>
           <w:color w:val="auto"/>
         </w:rPr>
-        <w:lastRenderedPageBreak/>
         <w:t xml:space="preserve">RNF-11. </w:t>
       </w:r>
       <w:r>
@@ -23077,7 +23175,15 @@
           <w:rFonts w:ascii="Times New Roman" w:hAnsi="Times New Roman" w:cs="Times New Roman"/>
           <w:color w:val="auto"/>
         </w:rPr>
-        <w:t>El anteproyecto contempla la ejecución mediante contenedores Docker, que no es posible en el equipo asignado al practicante por restricciones de permisos administrativos. El supervisor de empresa confirmó durante el levantamiento que prescindir de contenedores es aceptable: el entorno de desarrollo se levanta de forma nativa y los archivos de contenedor se conservan como artefacto para el despliegue en servidor.</w:t>
+        <w:t xml:space="preserve">El anteproyecto contempla la ejecución mediante contenedores Docker, que no es posible en el equipo asignado al practicante por restricciones de permisos administrativos. El supervisor de empresa confirmó </w:t>
+      </w:r>
+      <w:r>
+        <w:rPr>
+          <w:rFonts w:ascii="Times New Roman" w:hAnsi="Times New Roman" w:cs="Times New Roman"/>
+          <w:color w:val="auto"/>
+        </w:rPr>
+        <w:lastRenderedPageBreak/>
+        <w:t>durante el levantamiento que prescindir de contenedores es aceptable: el entorno de desarrollo se levanta de forma nativa y los archivos de contenedor se conservan como artefacto para el despliegue en servidor.</w:t>
       </w:r>
     </w:p>
     <w:p>
@@ -23140,7 +23246,6 @@
           <w:bCs/>
           <w:color w:val="auto"/>
         </w:rPr>
-        <w:lastRenderedPageBreak/>
         <w:t xml:space="preserve">RNF-22. </w:t>
       </w:r>
       <w:r>
@@ -28908,7 +29013,27 @@
                 <w:sz w:val="20"/>
                 <w:szCs w:val="20"/>
               </w:rPr>
-              <w:t>5a. El identificador introducido no corresponde a ninguna nave conocida por la fuente AIS: el sistema lo acepta pero advierte que el pedido permanecerá sin lectura hasta que la fuente reporte esa nave.</w:t>
+              <w:t xml:space="preserve">5a. El identificador introducido no corresponde a ninguna nave conocida por la fuente AIS: el sistema lo </w:t>
+            </w:r>
+            <w:proofErr w:type="gramStart"/>
+            <w:r>
+              <w:rPr>
+                <w:rFonts w:ascii="Times New Roman" w:hAnsi="Times New Roman" w:cs="Times New Roman"/>
+                <w:color w:val="auto"/>
+                <w:sz w:val="20"/>
+                <w:szCs w:val="20"/>
+              </w:rPr>
+              <w:t>acepta</w:t>
+            </w:r>
+            <w:proofErr w:type="gramEnd"/>
+            <w:r>
+              <w:rPr>
+                <w:rFonts w:ascii="Times New Roman" w:hAnsi="Times New Roman" w:cs="Times New Roman"/>
+                <w:color w:val="auto"/>
+                <w:sz w:val="20"/>
+                <w:szCs w:val="20"/>
+              </w:rPr>
+              <w:t xml:space="preserve"> pero advierte que el pedido permanecerá sin lectura hasta que la fuente reporte esa nave.</w:t>
             </w:r>
           </w:p>
           <w:p>
@@ -29179,7 +29304,7 @@
                 <w:sz w:val="20"/>
                 <w:szCs w:val="20"/>
               </w:rPr>
-              <w:t xml:space="preserve">La fecha proyectada de disponibilidad de un pedido se calcula como la suma de la ETA o ATA del destino, más el lead time maestro del destino expresado en días, más un ajuste manual opcional. Cuando existe ATA confirmada, ésta tiene precedencia sobre la ETA estimada. La ETA empleada procede de RN-16 cuando la fuente externa no proporciona una utilizable, que es la situación habitual en la vía marítima.</w:t>
+              <w:t>La fecha proyectada de disponibilidad de un pedido se calcula como la suma de la ETA o ATA del destino, más el lead time maestro del destino expresado en días, más un ajuste manual opcional. Cuando existe ATA confirmada, ésta tiene precedencia sobre la ETA estimada. La ETA empleada procede de RN-16 cuando la fuente externa no proporciona una utilizable, que es la situación habitual en la vía marítima.</w:t>
             </w:r>
           </w:p>
         </w:tc>
@@ -29886,7 +30011,7 @@
                 <w:sz w:val="20"/>
                 <w:szCs w:val="20"/>
               </w:rPr>
-              <w:t xml:space="preserve">Un pedido se clasifica como En destino y se representa en morado cuando la fuente externa reporta su llegada al puerto o aeropuerto de destino o, en su defecto, cuando el elemento rastreado se encuentra dentro del radio de proximidad definido para ese destino. El radio se fija en cincuenta kilómetros por defecto. Dado que por las inmediaciones del Caribe costarricense circula tráfico en tránsito hacia el Canal de Panamá, la proximidad por sí sola no basta: se exige además que la velocidad sobre tierra esté por debajo de un umbral configurable, de modo que un buque que pasa de largo no se contabilice como arribado. Tanto el radio como el umbral de velocidad residen en la tabla de mantenimiento de parámetros. El arribo determinado por esta vía se registra como inferido y se distingue del reportado por la fuente y del confirmado manualmente conforme a RN-14.</w:t>
+              <w:t>Un pedido se clasifica como En destino y se representa en morado cuando la fuente externa reporta su llegada al puerto o aeropuerto de destino o, en su defecto, cuando el elemento rastreado se encuentra dentro del radio de proximidad definido para ese destino. El radio se fija en cincuenta kilómetros por defecto. Dado que por las inmediaciones del Caribe costarricense circula tráfico en tránsito hacia el Canal de Panamá, la proximidad por sí sola no basta: se exige además que la velocidad sobre tierra esté por debajo de un umbral configurable, de modo que un buque que pasa de largo no se contabilice como arribado. Tanto el radio como el umbral de velocidad residen en la tabla de mantenimiento de parámetros. El arribo determinado por esta vía se registra como inferido y se distingue del reportado por la fuente y del confirmado manualmente conforme a RN-14.</w:t>
             </w:r>
           </w:p>
         </w:tc>
@@ -29947,7 +30072,7 @@
                 <w:sz w:val="20"/>
                 <w:szCs w:val="20"/>
               </w:rPr>
-              <w:t xml:space="preserve">Documento técnico-funcional [2], sección 6. Criterio de proximidad definido por el supervisor de empresa el 20 de agosto de 2026, ante la ausencia de cobertura AIS gratuita en el puerto de destino acreditada por el spike TG-10.</w:t>
+              <w:t>Documento técnico-funcional [2], sección 6. Criterio de proximidad definido por el supervisor de empresa el 20 de agosto de 2026, ante la ausencia de cobertura AIS gratuita en el puerto de destino acreditada por el spike TG-10.</w:t>
             </w:r>
           </w:p>
         </w:tc>
@@ -30049,7 +30174,27 @@
                 <w:sz w:val="20"/>
                 <w:szCs w:val="20"/>
               </w:rPr>
-              <w:t>Un pedido cuya carga ha llegado al destino pero para el cual aún corre el lead time de tratamiento se clasifica como En proceso aduanal y se representa en amarillo.</w:t>
+              <w:t xml:space="preserve">Un pedido cuya carga ha llegado al </w:t>
+            </w:r>
+            <w:proofErr w:type="gramStart"/>
+            <w:r>
+              <w:rPr>
+                <w:rFonts w:ascii="Times New Roman" w:hAnsi="Times New Roman" w:cs="Times New Roman"/>
+                <w:color w:val="auto"/>
+                <w:sz w:val="20"/>
+                <w:szCs w:val="20"/>
+              </w:rPr>
+              <w:t>destino</w:t>
+            </w:r>
+            <w:proofErr w:type="gramEnd"/>
+            <w:r>
+              <w:rPr>
+                <w:rFonts w:ascii="Times New Roman" w:hAnsi="Times New Roman" w:cs="Times New Roman"/>
+                <w:color w:val="auto"/>
+                <w:sz w:val="20"/>
+                <w:szCs w:val="20"/>
+              </w:rPr>
+              <w:t xml:space="preserve"> pero para el cual aún corre el lead time de tratamiento se clasifica como En proceso aduanal y se representa en amarillo.</w:t>
             </w:r>
           </w:p>
         </w:tc>
@@ -30458,6 +30603,7 @@
           <w:bCs/>
           <w:color w:val="auto"/>
         </w:rPr>
+        <w:lastRenderedPageBreak/>
         <w:t>RN-09: Estado Retrasado</w:t>
       </w:r>
     </w:p>
@@ -30734,7 +30880,6 @@
                 <w:sz w:val="20"/>
                 <w:szCs w:val="20"/>
               </w:rPr>
-              <w:lastRenderedPageBreak/>
               <w:t>Origen</w:t>
             </w:r>
           </w:p>
@@ -31292,6 +31437,7 @@
           <w:bCs/>
           <w:color w:val="auto"/>
         </w:rPr>
+        <w:lastRenderedPageBreak/>
         <w:t>RN-13: Estados terminales</w:t>
       </w:r>
     </w:p>
@@ -31455,7 +31601,6 @@
           <w:bCs/>
           <w:color w:val="auto"/>
         </w:rPr>
-        <w:lastRenderedPageBreak/>
         <w:t>RN-14: Precedencia del dato manual sobre el automático</w:t>
       </w:r>
     </w:p>
@@ -31619,7 +31764,7 @@
           <w:bCs/>
           <w:color w:val="auto"/>
         </w:rPr>
-        <w:t xml:space="preserve">RN-16: Estimación de la ETA a partir de la posición</w:t>
+        <w:t>RN-16: Estimación de la ETA a partir de la posición</w:t>
       </w:r>
     </w:p>
     <w:tbl>
@@ -31671,7 +31816,7 @@
                 <w:sz w:val="20"/>
                 <w:szCs w:val="20"/>
               </w:rPr>
-              <w:t xml:space="preserve">Descripción</w:t>
+              <w:t>Descripción</w:t>
             </w:r>
           </w:p>
         </w:tc>
@@ -31699,7 +31844,7 @@
                 <w:sz w:val="20"/>
                 <w:szCs w:val="20"/>
               </w:rPr>
-              <w:t xml:space="preserve">Cuando la fuente externa no proporciona una ETA utilizable, el sistema la estima a partir de la posición actual del elemento rastreado y su velocidad sobre tierra, calculando la distancia hasta el destino mediante operadores geoespaciales. Esta ETA estimada es la que alimenta el cálculo de RN-01. La estimación no se produce cuando la velocidad está por debajo de un mínimo configurable, situación propia de una nave fondeada o detenida, en cuyo caso el pedido se marca con ETA no estimable en lugar de arrojar una proyección carente de sentido. Cuando la fuente sí declara una ETA, ambos valores se conservan: el declarado con carácter informativo y el estimado como insumo del cálculo. El sistema expone la distancia, la velocidad y el instante empleados, de modo que la cifra resultante sea auditable. La estimación asume desplazamiento directo hacia el destino y por tanto subestima la duración del viaje en rutas con obstáculos terrestres intermedios.</w:t>
+              <w:t>Cuando la fuente externa no proporciona una ETA utilizable, el sistema la estima a partir de la posición actual del elemento rastreado y su velocidad sobre tierra, calculando la distancia hasta el destino mediante operadores geoespaciales. Esta ETA estimada es la que alimenta el cálculo de RN-01. La estimación no se produce cuando la velocidad está por debajo de un mínimo configurable, situación propia de una nave fondeada o detenida, en cuyo caso el pedido se marca con ETA no estimable en lugar de arrojar una proyección carente de sentido. Cuando la fuente sí declara una ETA, ambos valores se conservan: el declarado con carácter informativo y el estimado como insumo del cálculo. El sistema expone la distancia, la velocidad y el instante empleados, de modo que la cifra resultante sea auditable. La estimación asume desplazamiento directo hacia el destino y por tanto subestima la duración del viaje en rutas con obstáculos terrestres intermedios.</w:t>
             </w:r>
           </w:p>
         </w:tc>
@@ -31732,7 +31877,7 @@
                 <w:sz w:val="20"/>
                 <w:szCs w:val="20"/>
               </w:rPr>
-              <w:t xml:space="preserve">Origen</w:t>
+              <w:t>Origen</w:t>
             </w:r>
           </w:p>
         </w:tc>
@@ -31760,7 +31905,7 @@
                 <w:sz w:val="20"/>
                 <w:szCs w:val="20"/>
               </w:rPr>
-              <w:t xml:space="preserve">Definida por el supervisor de empresa el 20 de agosto de 2026. Responde al hallazgo del spike TG-10: la ETA y el destino sólo viajan en los mensajes ShipStaticData, presentes en alrededor del 12% de las naves observadas, y el campo de destino es texto libre sin normalizar.</w:t>
+              <w:t>Definida por el supervisor de empresa el 20 de agosto de 2026. Responde al hallazgo del spike TG-10: la ETA y el destino sólo viajan en los mensajes ShipStaticData, presentes en alrededor del 12% de las naves observadas, y el campo de destino es texto libre sin normalizar.</w:t>
             </w:r>
           </w:p>
         </w:tc>
@@ -36856,7 +37001,23 @@
           <w:rFonts w:ascii="Times New Roman" w:hAnsi="Times New Roman" w:cs="Times New Roman"/>
           <w:color w:val="auto"/>
         </w:rPr>
-        <w:t>La restricción temporal condiciona la priorización de los requerimientos: aquellos marcados con prioridad Baja son los primeros candidatos a posponerse si el cronograma se comprime.</w:t>
+        <w:t xml:space="preserve">La restricción temporal condiciona la priorización de los requerimientos: aquellos marcados con prioridad Baja son </w:t>
+      </w:r>
+      <w:proofErr w:type="gramStart"/>
+      <w:r>
+        <w:rPr>
+          <w:rFonts w:ascii="Times New Roman" w:hAnsi="Times New Roman" w:cs="Times New Roman"/>
+          <w:color w:val="auto"/>
+        </w:rPr>
+        <w:t>los primeros candidatos a posponerse</w:t>
+      </w:r>
+      <w:proofErr w:type="gramEnd"/>
+      <w:r>
+        <w:rPr>
+          <w:rFonts w:ascii="Times New Roman" w:hAnsi="Times New Roman" w:cs="Times New Roman"/>
+          <w:color w:val="auto"/>
+        </w:rPr>
+        <w:t xml:space="preserve"> si el cronograma se comprime.</w:t>
       </w:r>
     </w:p>
     <w:p>
@@ -37020,7 +37181,31 @@
           <w:rFonts w:ascii="Times New Roman" w:hAnsi="Times New Roman" w:cs="Times New Roman"/>
           <w:color w:val="auto"/>
         </w:rPr>
-        <w:t xml:space="preserve">La conectividad de red del entorno de desarrollo hacia los servicios externos de rastreo quedó verificada el 19 de agosto de 2026 y deja de ser un supuesto. El diagnóstico por capas ejecutado desde la red corporativa de Laboratorios Gutis confirmó resolución DNS, apertura TCP, handshake TLS con certificado de autoridad pública —es decir, sin inspección TLS intermedia— y establecimiento del canal WebSocket, tanto para AISStream como para OpenSky Network. El Anexo C.4 recoge la medición.</w:t>
+        <w:t xml:space="preserve">La conectividad de red del entorno de desarrollo hacia los servicios externos de rastreo quedó verificada el 19 de agosto de 2026 y deja de ser un supuesto. El diagnóstico por capas ejecutado desde la red corporativa de Laboratorios Gutis confirmó resolución DNS, apertura TCP, handshake TLS con certificado de </w:t>
+      </w:r>
+      <w:proofErr w:type="gramStart"/>
+      <w:r>
+        <w:rPr>
+          <w:rFonts w:ascii="Times New Roman" w:hAnsi="Times New Roman" w:cs="Times New Roman"/>
+          <w:color w:val="auto"/>
+        </w:rPr>
+        <w:t>autoridad pública</w:t>
+      </w:r>
+      <w:proofErr w:type="gramEnd"/>
+      <w:r>
+        <w:rPr>
+          <w:rFonts w:ascii="Times New Roman" w:hAnsi="Times New Roman" w:cs="Times New Roman"/>
+          <w:color w:val="auto"/>
+        </w:rPr>
+        <w:t xml:space="preserve"> —es decir, sin inspección TLS intermedia— y establecimiento del </w:t>
+      </w:r>
+      <w:r>
+        <w:rPr>
+          <w:rFonts w:ascii="Times New Roman" w:hAnsi="Times New Roman" w:cs="Times New Roman"/>
+          <w:color w:val="auto"/>
+        </w:rPr>
+        <w:lastRenderedPageBreak/>
+        <w:t>canal WebSocket, tanto para AISStream como para OpenSky Network. El Anexo C.4 recoge la medición.</w:t>
       </w:r>
     </w:p>
     <w:p>
@@ -38701,34 +38886,6 @@
           <w:color w:val="auto"/>
         </w:rPr>
         <w:t>Este anexo especificará el contrato del servicio API que expondrá SAP S/4HANA: campos, tipos de dato, formatos de fecha, valores admitidos en los campos de dominio, reglas de obligatoriedad, mecanismo de autenticación y periodicidad de invocación admitida. Esta especificación es el insumo directo de RF-01 y RF-02.</w:t>
-      </w:r>
-    </w:p>
-    <w:p>
-      <w:pPr>
-        <w:shd w:val="clear" w:color="auto" w:fill="FFF2CC"/>
-        <w:spacing w:before="100" w:after="140"/>
-        <w:rPr>
-          <w:rFonts w:ascii="Times New Roman" w:hAnsi="Times New Roman" w:cs="Times New Roman"/>
-          <w:color w:val="auto"/>
-        </w:rPr>
-      </w:pPr>
-      <w:r>
-        <w:rPr>
-          <w:rFonts w:ascii="Times New Roman" w:hAnsi="Times New Roman" w:cs="Times New Roman"/>
-          <w:b/>
-          <w:bCs/>
-          <w:color w:val="auto"/>
-        </w:rPr>
-        <w:t xml:space="preserve">[PENDIENTE ESPECIFICACIÓN DE LA API DE SAP] </w:t>
-      </w:r>
-      <w:r>
-        <w:rPr>
-          <w:rFonts w:ascii="Times New Roman" w:hAnsi="Times New Roman" w:cs="Times New Roman"/>
-          <w:i/>
-          <w:iCs/>
-          <w:color w:val="auto"/>
-        </w:rPr>
-        <w:t>Este anexo no puede completarse hasta que el Centro de Competencias entregue la definición del servicio. Se solicitan la especificación de campos, un entorno de pruebas y una respuesta de ejemplo con un mínimo de veinte pedidos representativos, que incluya casos de vía marítima y aérea y al menos un caso sin identificador de rastreo asociado.</w:t>
       </w:r>
     </w:p>
     <w:p>
@@ -40166,7 +40323,7 @@
                 <w:sz w:val="20"/>
                 <w:szCs w:val="20"/>
               </w:rPr>
-              <w:t xml:space="preserve">Recibe datos AIS por área geográfica mediante suscripción WebSocket. Requiere clave de API. Sin acuerdo de nivel de servicio. Verificado en el spike TG-10: no cubre la costa caribe de Costa Rica ni de Nicaragua. La ETA y el destino sólo llegan en ShipStaticData, alrededor del 12% del tráfico.</w:t>
+              <w:t>Recibe datos AIS por área geográfica mediante suscripción WebSocket. Requiere clave de API. Sin acuerdo de nivel de servicio. Verificado en el spike TG-10: no cubre la costa caribe de Costa Rica ni de Nicaragua. La ETA y el destino sólo llegan en ShipStaticData, alrededor del 12% del tráfico.</w:t>
             </w:r>
           </w:p>
         </w:tc>
@@ -40252,7 +40409,7 @@
                 <w:sz w:val="20"/>
                 <w:szCs w:val="20"/>
               </w:rPr>
-              <w:t xml:space="preserve">No entrega itinerarios comerciales ni ETA. Verificado en el spike TG-11: cuota de 4000 créditos diarios por familia de endpoints, cobertura confirmada en MROC y ausente en MRLB. La confirmación documental de aterrizaje llega con unas 17 horas de retraso, por lo que la detección en vivo debe hacerse por posición.</w:t>
+              <w:t>No entrega itinerarios comerciales ni ETA. Verificado en el spike TG-11: cuota de 4000 créditos diarios por familia de endpoints, cobertura confirmada en MROC y ausente en MRLB. La confirmación documental de aterrizaje llega con unas 17 horas de retraso, por lo que la detección en vivo debe hacerse por posición.</w:t>
             </w:r>
           </w:p>
         </w:tc>
@@ -40338,7 +40495,7 @@
                 <w:sz w:val="20"/>
                 <w:szCs w:val="20"/>
               </w:rPr>
-              <w:t xml:space="preserve">Posiciones AIS, eventos, escalas portuarias y datos de buque. Consultado en agosto de 2026, el proveedor descontinuó su modelo de créditos y opera sólo por suscripción empresarial, tras su adquisición por Kpler junto con Spire Maritime y FleetMon.</w:t>
+              <w:t>Posiciones AIS, eventos, escalas portuarias y datos de buque. Consultado en agosto de 2026, el proveedor descontinuó su modelo de créditos y opera sólo por suscripción empresarial, tras su adquisición por Kpler junto con Spire Maritime y FleetMon.</w:t>
             </w:r>
           </w:p>
         </w:tc>
@@ -40424,7 +40581,7 @@
                 <w:sz w:val="20"/>
                 <w:szCs w:val="20"/>
               </w:rPr>
-              <w:t xml:space="preserve">Posiciones, datos de viaje, escalas portuarias e información de buque. Mantiene modelo de créditos prepago. Su API de escalas portuarias entrega hora real de arribo y de zarpe por puerto, y su conjunto AIS incluye ETA reportada y predicha. Se verificó que dispone de datos de escalas para el puerto de Moín, a diferencia de la fuente gratuita.</w:t>
+              <w:t>Posiciones, datos de viaje, escalas portuarias e información de buque. Mantiene modelo de créditos prepago. Su API de escalas portuarias entrega hora real de arribo y de zarpe por puerto, y su conjunto AIS incluye ETA reportada y predicha. Se verificó que dispone de datos de escalas para el puerto de Moín, a diferencia de la fuente gratuita.</w:t>
             </w:r>
           </w:p>
         </w:tc>
@@ -40575,7 +40732,15 @@
           <w:rFonts w:ascii="Times New Roman" w:hAnsi="Times New Roman" w:cs="Times New Roman"/>
           <w:color w:val="auto"/>
         </w:rPr>
-        <w:t>Esta limitación es la razón de ser del estado Sin tracking definido en RN-02. El levantamiento con el área de Logística precisó su alcance real: la vía de transporte se decide durante la gestión de la compra, y el buque no se conoce hasta que se emite el conocimiento de embarque. Aun entonces, la nave consignada en el BL frecuentemente no es la que arriba a Costa Rica, porque la carga sufre transbordos en puertos intermedios. El ejemplo aportado por Logística describe un embarque que zarpa de Shanghái, se transborda en Taiwán con destino a Panamá y se transborda de nuevo en Panamá con destino a Costa Rica. Los transbordos sólo los notifica el transportista, y ninguna fuente automática dentro del alcance permite detectarlos.</w:t>
+        <w:t xml:space="preserve">Esta limitación es la razón de ser del estado Sin tracking definido en RN-02. El levantamiento con el área de Logística precisó su alcance real: la vía de transporte se decide durante la gestión de la compra, y el buque no se conoce hasta que se emite el conocimiento de embarque. Aun entonces, la nave consignada en el BL frecuentemente no es la que arriba a Costa Rica, porque la carga sufre transbordos en puertos intermedios. El ejemplo aportado por Logística describe un embarque que zarpa de Shanghái, se transborda </w:t>
+      </w:r>
+      <w:r>
+        <w:rPr>
+          <w:rFonts w:ascii="Times New Roman" w:hAnsi="Times New Roman" w:cs="Times New Roman"/>
+          <w:color w:val="auto"/>
+        </w:rPr>
+        <w:lastRenderedPageBreak/>
+        <w:t>en Taiwán con destino a Panamá y se transborda de nuevo en Panamá con destino a Costa Rica. Los transbordos sólo los notifica el transportista, y ninguna fuente automática dentro del alcance permite detectarlos.</w:t>
       </w:r>
     </w:p>
     <w:p>
@@ -40602,7 +40767,6 @@
           <w:color w:val="auto"/>
         </w:rPr>
       </w:pPr>
-      <w:bookmarkStart w:id="55" w:name="_Toc237262878"/>
       <w:r>
         <w:rPr>
           <w:rFonts w:ascii="Times New Roman" w:hAnsi="Times New Roman" w:cs="Times New Roman"/>
@@ -40610,7 +40774,6 @@
         </w:rPr>
         <w:t>C.3 Enlaces de documentación</w:t>
       </w:r>
-      <w:bookmarkEnd w:id="55"/>
     </w:p>
     <w:p>
       <w:pPr>
@@ -40631,7 +40794,6 @@
           <w:rFonts w:ascii="Times New Roman" w:hAnsi="Times New Roman" w:cs="Times New Roman"/>
           <w:color w:val="auto"/>
         </w:rPr>
-        <w:lastRenderedPageBreak/>
         <w:t>AISStream: https://aisstream.io/documentation</w:t>
       </w:r>
     </w:p>
@@ -40807,7 +40969,7 @@
           <w:rFonts w:ascii="Times New Roman" w:hAnsi="Times New Roman" w:cs="Times New Roman"/>
           <w:color w:val="auto"/>
         </w:rPr>
-        <w:t xml:space="preserve">C.4 Resultados de los spikes técnicos</w:t>
+        <w:t>C.4 Resultados de los spikes técnicos</w:t>
       </w:r>
     </w:p>
     <w:p>
@@ -40829,7 +40991,7 @@
           <w:rFonts w:ascii="Times New Roman" w:hAnsi="Times New Roman" w:cs="Times New Roman"/>
           <w:color w:val="auto"/>
         </w:rPr>
-        <w:t xml:space="preserve">Durante el Sprint 2 se ejecutaron dos spikes técnicos sobre las fuentes gratuitas seleccionadas, con el propósito de verificar su viabilidad antes de comprometer el diseño del Sprint 3. Ambos se corrieron desde una red doméstica y se replicaron desde la red corporativa de Laboratorios Gutis. Este anexo recoge las cifras que condicionan requerimientos de este documento; el detalle completo, con la evidencia en formato JSON, reside en el repositorio del proyecto.</w:t>
+        <w:t>Durante el Sprint 2 se ejecutaron dos spikes técnicos sobre las fuentes gratuitas seleccionadas, con el propósito de verificar su viabilidad antes de comprometer el diseño del Sprint 3. Ambos se corrieron desde una red doméstica y se replicaron desde la red corporativa de Laboratorios Gutis. Este anexo recoge las cifras que condicionan requerimientos de este documento; el detalle completo, con la evidencia en formato JSON, reside en el repositorio del proyecto.</w:t>
       </w:r>
     </w:p>
     <w:p>
@@ -40851,7 +41013,23 @@
           <w:rFonts w:ascii="Times New Roman" w:hAnsi="Times New Roman" w:cs="Times New Roman"/>
           <w:color w:val="auto"/>
         </w:rPr>
-        <w:t xml:space="preserve">Conectividad desde la red corporativa. El diagnóstico por capas no detectó obstáculo alguno: la resolución DNS devolvió la misma dirección que desde la red doméstica, el certificado presentado procede de una autoridad pública —lo que descarta inspección TLS intermedia— y el canal WebSocket se estableció con normalidad. La red corporativa queda descartada como impedimento para el consumo de ambas fuentes.</w:t>
+        <w:t xml:space="preserve">Conectividad desde la red corporativa. El diagnóstico por capas no detectó obstáculo alguno: la resolución DNS devolvió la misma dirección que desde la red doméstica, el certificado presentado procede de una </w:t>
+      </w:r>
+      <w:proofErr w:type="gramStart"/>
+      <w:r>
+        <w:rPr>
+          <w:rFonts w:ascii="Times New Roman" w:hAnsi="Times New Roman" w:cs="Times New Roman"/>
+          <w:color w:val="auto"/>
+        </w:rPr>
+        <w:t>autoridad pública</w:t>
+      </w:r>
+      <w:proofErr w:type="gramEnd"/>
+      <w:r>
+        <w:rPr>
+          <w:rFonts w:ascii="Times New Roman" w:hAnsi="Times New Roman" w:cs="Times New Roman"/>
+          <w:color w:val="auto"/>
+        </w:rPr>
+        <w:t xml:space="preserve"> —lo que descarta inspección TLS intermedia— y el canal WebSocket se estableció con normalidad. La red corporativa queda descartada como impedimento para el consumo de ambas fuentes.</w:t>
       </w:r>
     </w:p>
     <w:p>
@@ -40873,7 +41051,7 @@
           <w:rFonts w:ascii="Times New Roman" w:hAnsi="Times New Roman" w:cs="Times New Roman"/>
           <w:color w:val="auto"/>
         </w:rPr>
-        <w:t xml:space="preserve">Cobertura marítima. Una captura de cuarenta y cinco minutos suscrita simultáneamente a la costa caribe de Costa Rica y Nicaragua y a una zona de control en Cartagena registró cero mensajes en la primera y seiscientos cuarenta y uno, correspondientes a setenta y seis naves, en la segunda. La nave detectada más próxima al puerto de Moín se encontraba a ciento dieciocho kilómetros, en aguas panameñas, distancia superior al alcance de un receptor terrestre. Verificaciones posteriores contra proveedores comerciales confirmaron que sí existe cobertura de la zona fuera del plan gratuito, por lo que la carencia es de la fuente contratada y no una imposibilidad técnica.</w:t>
+        <w:t>Cobertura marítima. Una captura de cuarenta y cinco minutos suscrita simultáneamente a la costa caribe de Costa Rica y Nicaragua y a una zona de control en Cartagena registró cero mensajes en la primera y seiscientos cuarenta y uno, correspondientes a setenta y seis naves, en la segunda. La nave detectada más próxima al puerto de Moín se encontraba a ciento dieciocho kilómetros, en aguas panameñas, distancia superior al alcance de un receptor terrestre. Verificaciones posteriores contra proveedores comerciales confirmaron que sí existe cobertura de la zona fuera del plan gratuito, por lo que la carencia es de la fuente contratada y no una imposibilidad técnica.</w:t>
       </w:r>
     </w:p>
     <w:p>
@@ -40895,7 +41073,15 @@
           <w:rFonts w:ascii="Times New Roman" w:hAnsi="Times New Roman" w:cs="Times New Roman"/>
           <w:color w:val="auto"/>
         </w:rPr>
-        <w:t xml:space="preserve">Composición del tráfico AIS. Sobre ciento treinta y tres naves observadas, el identificador MMSI estuvo presente en la totalidad, el nombre en el noventa y tres por ciento, y el número IMO, el destino y la ETA en aproximadamente el trece por ciento. El campo de destino es texto libre redactado por la tripulación, mezcla códigos UN/LOCODE con abreviaturas propias y no admite interpretación automática sin normalización previa. Se adopta el MMSI como identificador estable.</w:t>
+        <w:t xml:space="preserve">Composición del tráfico AIS. Sobre ciento treinta y tres naves observadas, el identificador MMSI estuvo presente en la totalidad, el nombre en el noventa y tres por ciento, y el número IMO, el destino </w:t>
+      </w:r>
+      <w:r>
+        <w:rPr>
+          <w:rFonts w:ascii="Times New Roman" w:hAnsi="Times New Roman" w:cs="Times New Roman"/>
+          <w:color w:val="auto"/>
+        </w:rPr>
+        <w:lastRenderedPageBreak/>
+        <w:t>y la ETA en aproximadamente el trece por ciento. El campo de destino es texto libre redactado por la tripulación, mezcla códigos UN/LOCODE con abreviaturas propias y no admite interpretación automática sin normalización previa. Se adopta el MMSI como identificador estable.</w:t>
       </w:r>
     </w:p>
     <w:p>
@@ -40917,7 +41103,7 @@
           <w:rFonts w:ascii="Times New Roman" w:hAnsi="Times New Roman" w:cs="Times New Roman"/>
           <w:color w:val="auto"/>
         </w:rPr>
-        <w:t xml:space="preserve">Cuotas y tarifas de la fuente aérea. La cuenta autenticada dispone de cuatro mil créditos diarios, y se confirmó que cada familia de endpoints lleva su propio contador independiente. El coste de una consulta de posiciones depende del área solicitada según umbrales de veinticinco, cien y cuatrocientos grados cuadrados, de modo que el área de Costa Rica cuesta un crédito frente a los cuatro de una consulta global. Las consultas de historial de vuelos cuestan treinta créditos, lo que limita su uso a la conciliación puntual y desaconseja emplearlas en un ciclo de sondeo.</w:t>
+        <w:t>Cuotas y tarifas de la fuente aérea. La cuenta autenticada dispone de cuatro mil créditos diarios, y se confirmó que cada familia de endpoints lleva su propio contador independiente. El coste de una consulta de posiciones depende del área solicitada según umbrales de veinticinco, cien y cuatrocientos grados cuadrados, de modo que el área de Costa Rica cuesta un crédito frente a los cuatro de una consulta global. Las consultas de historial de vuelos cuestan treinta créditos, lo que limita su uso a la conciliación puntual y desaconseja emplearlas en un ciclo de sondeo.</w:t>
       </w:r>
     </w:p>
     <w:p>
@@ -40939,7 +41125,7 @@
           <w:rFonts w:ascii="Times New Roman" w:hAnsi="Times New Roman" w:cs="Times New Roman"/>
           <w:color w:val="auto"/>
         </w:rPr>
-        <w:t xml:space="preserve">Contrato de errores. La fuente aérea responde con código 200 y un cuerpo cuyo listado de aeronaves es nulo, y no una lista vacía, tanto cuando el identificador no existe como cuando el área consultada carece de tráfico. Ambas son situaciones normales y no excepcionales, por lo que la deserialización debe normalizar ese valor nulo para no interrumpir el procesamiento. Las respuestas de autenticación inválida y de parámetros mal formados no consumen cuota; una consulta a un aeropuerto inexistente sí la consume.</w:t>
+        <w:t>Contrato de errores. La fuente aérea responde con código 200 y un cuerpo cuyo listado de aeronaves es nulo, y no una lista vacía, tanto cuando el identificador no existe como cuando el área consultada carece de tráfico. Ambas son situaciones normales y no excepcionales, por lo que la deserialización debe normalizar ese valor nulo para no interrumpir el procesamiento. Las respuestas de autenticación inválida y de parámetros mal formados no consumen cuota; una consulta a un aeropuerto inexistente sí la consume.</w:t>
       </w:r>
     </w:p>
     <w:p>
@@ -40961,7 +41147,7 @@
           <w:rFonts w:ascii="Times New Roman" w:hAnsi="Times New Roman" w:cs="Times New Roman"/>
           <w:color w:val="auto"/>
         </w:rPr>
-        <w:t xml:space="preserve">Continuidad del seguimiento. Entre dos muestras separadas sesenta segundos desapareció del área consultada cerca del ocho por ciento de las aeronaves. La fuente deja de listar una aeronave sin indicar el motivo, de modo que no distingue entre salida del área, aterrizaje y pérdida de señal. El sistema debe conservar la última posición conocida con su marca temporal y comunicar su antigüedad, en lugar de afirmar un estado que no consta, conforme a RNF-12.</w:t>
+        <w:t>Continuidad del seguimiento. Entre dos muestras separadas sesenta segundos desapareció del área consultada cerca del ocho por ciento de las aeronaves. La fuente deja de listar una aeronave sin indicar el motivo, de modo que no distingue entre salida del área, aterrizaje y pérdida de señal. El sistema debe conservar la última posición conocida con su marca temporal y comunicar su antigüedad, en lugar de afirmar un estado que no consta, conforme a RNF-12.</w:t>
       </w:r>
     </w:p>
     <w:p>
@@ -42344,6 +42530,7 @@
   <w:style w:type="character" w:default="1" w:styleId="Fuentedeprrafopredeter">
     <w:name w:val="Default Paragraph Font"/>
     <w:uiPriority w:val="1"/>
+    <w:semiHidden/>
     <w:unhideWhenUsed/>
   </w:style>
   <w:style w:type="table" w:default="1" w:styleId="Tablanormal">
